--- a/BSUIR/semestre 5/OS/Сушко_381574_ОС_ЛР 1.docx
+++ b/BSUIR/semestre 5/OS/Сушко_381574_ОС_ЛР 1.docx
@@ -910,47 +910,553 @@
       <w:pPr>
         <w:ind w:firstLine="851"/>
         <w:jc w:val="both"/>
-      </w:pPr>
-      <w:r>
-        <w:t>Подготовка к занятию</w:t>
+        <w:rPr>
+          <w:b/>
+          <w:bCs/>
+        </w:rPr>
+      </w:pPr>
+      <w:r>
+        <w:rPr>
+          <w:b/>
+          <w:bCs/>
+        </w:rPr>
+        <w:t>Запуск и настройка окна консоли</w:t>
+      </w:r>
+    </w:p>
+    <w:p>
+      <w:pPr>
+        <w:jc w:val="center"/>
+        <w:rPr>
+          <w:b/>
+          <w:bCs/>
+        </w:rPr>
+      </w:pPr>
+      <w:r>
+        <w:rPr>
+          <w:b/>
+          <w:bCs/>
+        </w:rPr>
+        <w:drawing>
+          <wp:inline distT="0" distB="0" distL="0" distR="0" wp14:anchorId="4061115C" wp14:editId="66E3D91A">
+            <wp:extent cx="4105848" cy="1981477"/>
+            <wp:effectExtent l="0" t="0" r="0" b="0"/>
+            <wp:docPr id="1" name="Рисунок 1"/>
+            <wp:cNvGraphicFramePr>
+              <a:graphicFrameLocks xmlns:a="http://schemas.openxmlformats.org/drawingml/2006/main" noChangeAspect="1"/>
+            </wp:cNvGraphicFramePr>
+            <a:graphic xmlns:a="http://schemas.openxmlformats.org/drawingml/2006/main">
+              <a:graphicData uri="http://schemas.openxmlformats.org/drawingml/2006/picture">
+                <pic:pic xmlns:pic="http://schemas.openxmlformats.org/drawingml/2006/picture">
+                  <pic:nvPicPr>
+                    <pic:cNvPr id="1" name=""/>
+                    <pic:cNvPicPr/>
+                  </pic:nvPicPr>
+                  <pic:blipFill>
+                    <a:blip r:embed="rId5"/>
+                    <a:stretch>
+                      <a:fillRect/>
+                    </a:stretch>
+                  </pic:blipFill>
+                  <pic:spPr>
+                    <a:xfrm>
+                      <a:off x="0" y="0"/>
+                      <a:ext cx="4105848" cy="1981477"/>
+                    </a:xfrm>
+                    <a:prstGeom prst="rect">
+                      <a:avLst/>
+                    </a:prstGeom>
+                  </pic:spPr>
+                </pic:pic>
+              </a:graphicData>
+            </a:graphic>
+          </wp:inline>
+        </w:drawing>
+      </w:r>
+    </w:p>
+    <w:p>
+      <w:pPr>
+        <w:jc w:val="center"/>
+        <w:rPr>
+          <w:b/>
+          <w:bCs/>
+        </w:rPr>
+      </w:pPr>
+      <w:r>
+        <w:rPr>
+          <w:b/>
+          <w:bCs/>
+        </w:rPr>
+        <w:drawing>
+          <wp:inline distT="0" distB="0" distL="0" distR="0" wp14:anchorId="1B9841E8" wp14:editId="2AA46B4C">
+            <wp:extent cx="5940425" cy="3106420"/>
+            <wp:effectExtent l="0" t="0" r="3175" b="0"/>
+            <wp:docPr id="2" name="Рисунок 2"/>
+            <wp:cNvGraphicFramePr>
+              <a:graphicFrameLocks xmlns:a="http://schemas.openxmlformats.org/drawingml/2006/main" noChangeAspect="1"/>
+            </wp:cNvGraphicFramePr>
+            <a:graphic xmlns:a="http://schemas.openxmlformats.org/drawingml/2006/main">
+              <a:graphicData uri="http://schemas.openxmlformats.org/drawingml/2006/picture">
+                <pic:pic xmlns:pic="http://schemas.openxmlformats.org/drawingml/2006/picture">
+                  <pic:nvPicPr>
+                    <pic:cNvPr id="1" name=""/>
+                    <pic:cNvPicPr/>
+                  </pic:nvPicPr>
+                  <pic:blipFill>
+                    <a:blip r:embed="rId6"/>
+                    <a:stretch>
+                      <a:fillRect/>
+                    </a:stretch>
+                  </pic:blipFill>
+                  <pic:spPr>
+                    <a:xfrm>
+                      <a:off x="0" y="0"/>
+                      <a:ext cx="5940425" cy="3106420"/>
+                    </a:xfrm>
+                    <a:prstGeom prst="rect">
+                      <a:avLst/>
+                    </a:prstGeom>
+                  </pic:spPr>
+                </pic:pic>
+              </a:graphicData>
+            </a:graphic>
+          </wp:inline>
+        </w:drawing>
+      </w:r>
+    </w:p>
+    <w:p>
+      <w:pPr>
+        <w:ind w:firstLine="851"/>
+        <w:jc w:val="center"/>
+        <w:rPr>
+          <w:b/>
+          <w:bCs/>
+        </w:rPr>
+      </w:pPr>
+      <w:r>
+        <w:rPr>
+          <w:b/>
+          <w:bCs/>
+        </w:rPr>
+        <w:drawing>
+          <wp:inline distT="0" distB="0" distL="0" distR="0" wp14:anchorId="540543D8" wp14:editId="6908A782">
+            <wp:extent cx="4648849" cy="2324424"/>
+            <wp:effectExtent l="0" t="0" r="0" b="0"/>
+            <wp:docPr id="3" name="Рисунок 3"/>
+            <wp:cNvGraphicFramePr>
+              <a:graphicFrameLocks xmlns:a="http://schemas.openxmlformats.org/drawingml/2006/main" noChangeAspect="1"/>
+            </wp:cNvGraphicFramePr>
+            <a:graphic xmlns:a="http://schemas.openxmlformats.org/drawingml/2006/main">
+              <a:graphicData uri="http://schemas.openxmlformats.org/drawingml/2006/picture">
+                <pic:pic xmlns:pic="http://schemas.openxmlformats.org/drawingml/2006/picture">
+                  <pic:nvPicPr>
+                    <pic:cNvPr id="1" name=""/>
+                    <pic:cNvPicPr/>
+                  </pic:nvPicPr>
+                  <pic:blipFill>
+                    <a:blip r:embed="rId7"/>
+                    <a:stretch>
+                      <a:fillRect/>
+                    </a:stretch>
+                  </pic:blipFill>
+                  <pic:spPr>
+                    <a:xfrm>
+                      <a:off x="0" y="0"/>
+                      <a:ext cx="4648849" cy="2324424"/>
+                    </a:xfrm>
+                    <a:prstGeom prst="rect">
+                      <a:avLst/>
+                    </a:prstGeom>
+                  </pic:spPr>
+                </pic:pic>
+              </a:graphicData>
+            </a:graphic>
+          </wp:inline>
+        </w:drawing>
+      </w:r>
+    </w:p>
+    <w:p>
+      <w:pPr>
+        <w:ind w:firstLine="851"/>
+        <w:jc w:val="center"/>
+        <w:rPr>
+          <w:b/>
+          <w:bCs/>
+        </w:rPr>
+      </w:pPr>
+      <w:r>
+        <w:rPr>
+          <w:b/>
+          <w:bCs/>
+        </w:rPr>
+        <w:lastRenderedPageBreak/>
+        <w:drawing>
+          <wp:inline distT="0" distB="0" distL="0" distR="0" wp14:anchorId="71948784" wp14:editId="6A1FCAFD">
+            <wp:extent cx="3953427" cy="4896533"/>
+            <wp:effectExtent l="0" t="0" r="9525" b="0"/>
+            <wp:docPr id="4" name="Рисунок 4"/>
+            <wp:cNvGraphicFramePr>
+              <a:graphicFrameLocks xmlns:a="http://schemas.openxmlformats.org/drawingml/2006/main" noChangeAspect="1"/>
+            </wp:cNvGraphicFramePr>
+            <a:graphic xmlns:a="http://schemas.openxmlformats.org/drawingml/2006/main">
+              <a:graphicData uri="http://schemas.openxmlformats.org/drawingml/2006/picture">
+                <pic:pic xmlns:pic="http://schemas.openxmlformats.org/drawingml/2006/picture">
+                  <pic:nvPicPr>
+                    <pic:cNvPr id="1" name=""/>
+                    <pic:cNvPicPr/>
+                  </pic:nvPicPr>
+                  <pic:blipFill>
+                    <a:blip r:embed="rId8"/>
+                    <a:stretch>
+                      <a:fillRect/>
+                    </a:stretch>
+                  </pic:blipFill>
+                  <pic:spPr>
+                    <a:xfrm>
+                      <a:off x="0" y="0"/>
+                      <a:ext cx="3953427" cy="4896533"/>
+                    </a:xfrm>
+                    <a:prstGeom prst="rect">
+                      <a:avLst/>
+                    </a:prstGeom>
+                  </pic:spPr>
+                </pic:pic>
+              </a:graphicData>
+            </a:graphic>
+          </wp:inline>
+        </w:drawing>
+      </w:r>
+    </w:p>
+    <w:p>
+      <w:pPr>
+        <w:ind w:firstLine="851"/>
+        <w:jc w:val="center"/>
+        <w:rPr>
+          <w:b/>
+          <w:bCs/>
+        </w:rPr>
+      </w:pPr>
+      <w:r>
+        <w:rPr>
+          <w:b/>
+          <w:bCs/>
+        </w:rPr>
+        <w:lastRenderedPageBreak/>
+        <w:drawing>
+          <wp:inline distT="0" distB="0" distL="0" distR="0" wp14:anchorId="389A082A" wp14:editId="0838054F">
+            <wp:extent cx="3953427" cy="4896533"/>
+            <wp:effectExtent l="0" t="0" r="9525" b="0"/>
+            <wp:docPr id="5" name="Рисунок 5"/>
+            <wp:cNvGraphicFramePr>
+              <a:graphicFrameLocks xmlns:a="http://schemas.openxmlformats.org/drawingml/2006/main" noChangeAspect="1"/>
+            </wp:cNvGraphicFramePr>
+            <a:graphic xmlns:a="http://schemas.openxmlformats.org/drawingml/2006/main">
+              <a:graphicData uri="http://schemas.openxmlformats.org/drawingml/2006/picture">
+                <pic:pic xmlns:pic="http://schemas.openxmlformats.org/drawingml/2006/picture">
+                  <pic:nvPicPr>
+                    <pic:cNvPr id="1" name=""/>
+                    <pic:cNvPicPr/>
+                  </pic:nvPicPr>
+                  <pic:blipFill>
+                    <a:blip r:embed="rId9"/>
+                    <a:stretch>
+                      <a:fillRect/>
+                    </a:stretch>
+                  </pic:blipFill>
+                  <pic:spPr>
+                    <a:xfrm>
+                      <a:off x="0" y="0"/>
+                      <a:ext cx="3953427" cy="4896533"/>
+                    </a:xfrm>
+                    <a:prstGeom prst="rect">
+                      <a:avLst/>
+                    </a:prstGeom>
+                  </pic:spPr>
+                </pic:pic>
+              </a:graphicData>
+            </a:graphic>
+          </wp:inline>
+        </w:drawing>
+      </w:r>
+    </w:p>
+    <w:p>
+      <w:pPr>
+        <w:ind w:firstLine="851"/>
+        <w:jc w:val="center"/>
+        <w:rPr>
+          <w:b/>
+          <w:bCs/>
+        </w:rPr>
+      </w:pPr>
+      <w:r>
+        <w:rPr>
+          <w:b/>
+          <w:bCs/>
+        </w:rPr>
+        <w:lastRenderedPageBreak/>
+        <w:drawing>
+          <wp:inline distT="0" distB="0" distL="0" distR="0" wp14:anchorId="1A229283" wp14:editId="3B5B6EEA">
+            <wp:extent cx="3953427" cy="4896533"/>
+            <wp:effectExtent l="0" t="0" r="9525" b="0"/>
+            <wp:docPr id="6" name="Рисунок 6"/>
+            <wp:cNvGraphicFramePr>
+              <a:graphicFrameLocks xmlns:a="http://schemas.openxmlformats.org/drawingml/2006/main" noChangeAspect="1"/>
+            </wp:cNvGraphicFramePr>
+            <a:graphic xmlns:a="http://schemas.openxmlformats.org/drawingml/2006/main">
+              <a:graphicData uri="http://schemas.openxmlformats.org/drawingml/2006/picture">
+                <pic:pic xmlns:pic="http://schemas.openxmlformats.org/drawingml/2006/picture">
+                  <pic:nvPicPr>
+                    <pic:cNvPr id="1" name=""/>
+                    <pic:cNvPicPr/>
+                  </pic:nvPicPr>
+                  <pic:blipFill>
+                    <a:blip r:embed="rId10"/>
+                    <a:stretch>
+                      <a:fillRect/>
+                    </a:stretch>
+                  </pic:blipFill>
+                  <pic:spPr>
+                    <a:xfrm>
+                      <a:off x="0" y="0"/>
+                      <a:ext cx="3953427" cy="4896533"/>
+                    </a:xfrm>
+                    <a:prstGeom prst="rect">
+                      <a:avLst/>
+                    </a:prstGeom>
+                  </pic:spPr>
+                </pic:pic>
+              </a:graphicData>
+            </a:graphic>
+          </wp:inline>
+        </w:drawing>
+      </w:r>
+    </w:p>
+    <w:p>
+      <w:pPr>
+        <w:ind w:firstLine="851"/>
+        <w:jc w:val="center"/>
+        <w:rPr>
+          <w:b/>
+          <w:bCs/>
+        </w:rPr>
+      </w:pPr>
+      <w:r>
+        <w:rPr>
+          <w:b/>
+          <w:bCs/>
+        </w:rPr>
+        <w:lastRenderedPageBreak/>
+        <w:drawing>
+          <wp:inline distT="0" distB="0" distL="0" distR="0" wp14:anchorId="56185AC5" wp14:editId="7F5F12E7">
+            <wp:extent cx="3953427" cy="4896533"/>
+            <wp:effectExtent l="0" t="0" r="9525" b="0"/>
+            <wp:docPr id="7" name="Рисунок 7"/>
+            <wp:cNvGraphicFramePr>
+              <a:graphicFrameLocks xmlns:a="http://schemas.openxmlformats.org/drawingml/2006/main" noChangeAspect="1"/>
+            </wp:cNvGraphicFramePr>
+            <a:graphic xmlns:a="http://schemas.openxmlformats.org/drawingml/2006/main">
+              <a:graphicData uri="http://schemas.openxmlformats.org/drawingml/2006/picture">
+                <pic:pic xmlns:pic="http://schemas.openxmlformats.org/drawingml/2006/picture">
+                  <pic:nvPicPr>
+                    <pic:cNvPr id="1" name=""/>
+                    <pic:cNvPicPr/>
+                  </pic:nvPicPr>
+                  <pic:blipFill>
+                    <a:blip r:embed="rId11"/>
+                    <a:stretch>
+                      <a:fillRect/>
+                    </a:stretch>
+                  </pic:blipFill>
+                  <pic:spPr>
+                    <a:xfrm>
+                      <a:off x="0" y="0"/>
+                      <a:ext cx="3953427" cy="4896533"/>
+                    </a:xfrm>
+                    <a:prstGeom prst="rect">
+                      <a:avLst/>
+                    </a:prstGeom>
+                  </pic:spPr>
+                </pic:pic>
+              </a:graphicData>
+            </a:graphic>
+          </wp:inline>
+        </w:drawing>
+      </w:r>
+    </w:p>
+    <w:p>
+      <w:pPr>
+        <w:ind w:firstLine="851"/>
+        <w:jc w:val="center"/>
+        <w:rPr>
+          <w:b/>
+          <w:bCs/>
+          <w:lang w:val="en-US"/>
+        </w:rPr>
+      </w:pPr>
+      <w:r>
+        <w:rPr>
+          <w:b/>
+          <w:bCs/>
+        </w:rPr>
+        <w:lastRenderedPageBreak/>
+        <w:drawing>
+          <wp:inline distT="0" distB="0" distL="0" distR="0" wp14:anchorId="337197E0" wp14:editId="27DC3355">
+            <wp:extent cx="3953427" cy="4896533"/>
+            <wp:effectExtent l="0" t="0" r="9525" b="0"/>
+            <wp:docPr id="8" name="Рисунок 8"/>
+            <wp:cNvGraphicFramePr>
+              <a:graphicFrameLocks xmlns:a="http://schemas.openxmlformats.org/drawingml/2006/main" noChangeAspect="1"/>
+            </wp:cNvGraphicFramePr>
+            <a:graphic xmlns:a="http://schemas.openxmlformats.org/drawingml/2006/main">
+              <a:graphicData uri="http://schemas.openxmlformats.org/drawingml/2006/picture">
+                <pic:pic xmlns:pic="http://schemas.openxmlformats.org/drawingml/2006/picture">
+                  <pic:nvPicPr>
+                    <pic:cNvPr id="1" name=""/>
+                    <pic:cNvPicPr/>
+                  </pic:nvPicPr>
+                  <pic:blipFill>
+                    <a:blip r:embed="rId12"/>
+                    <a:stretch>
+                      <a:fillRect/>
+                    </a:stretch>
+                  </pic:blipFill>
+                  <pic:spPr>
+                    <a:xfrm>
+                      <a:off x="0" y="0"/>
+                      <a:ext cx="3953427" cy="4896533"/>
+                    </a:xfrm>
+                    <a:prstGeom prst="rect">
+                      <a:avLst/>
+                    </a:prstGeom>
+                  </pic:spPr>
+                </pic:pic>
+              </a:graphicData>
+            </a:graphic>
+          </wp:inline>
+        </w:drawing>
       </w:r>
     </w:p>
     <w:p>
       <w:pPr>
         <w:ind w:firstLine="851"/>
         <w:jc w:val="both"/>
-      </w:pPr>
-      <w:r>
-        <w:t>Запуск и настройка окна консоли</w:t>
-      </w:r>
+        <w:rPr>
+          <w:b/>
+          <w:bCs/>
+        </w:rPr>
+      </w:pPr>
     </w:p>
     <w:p>
       <w:pPr>
         <w:ind w:firstLine="851"/>
         <w:jc w:val="both"/>
-      </w:pPr>
-      <w:r>
+        <w:rPr>
+          <w:b/>
+          <w:bCs/>
+        </w:rPr>
+      </w:pPr>
+      <w:r>
+        <w:rPr>
+          <w:b/>
+          <w:bCs/>
+        </w:rPr>
         <w:t>Знакомство с отдельными командами</w:t>
       </w:r>
+    </w:p>
+    <w:p>
+      <w:pPr>
+        <w:ind w:firstLine="851"/>
+        <w:jc w:val="center"/>
+        <w:rPr>
+          <w:b/>
+          <w:bCs/>
+        </w:rPr>
+      </w:pPr>
+      <w:r>
+        <w:rPr>
+          <w:b/>
+          <w:bCs/>
+        </w:rPr>
+        <w:lastRenderedPageBreak/>
+        <w:drawing>
+          <wp:inline distT="0" distB="0" distL="0" distR="0" wp14:anchorId="5E2ECEC1" wp14:editId="44BE9DAD">
+            <wp:extent cx="5239481" cy="6925642"/>
+            <wp:effectExtent l="0" t="0" r="0" b="8890"/>
+            <wp:docPr id="9" name="Рисунок 9"/>
+            <wp:cNvGraphicFramePr>
+              <a:graphicFrameLocks xmlns:a="http://schemas.openxmlformats.org/drawingml/2006/main" noChangeAspect="1"/>
+            </wp:cNvGraphicFramePr>
+            <a:graphic xmlns:a="http://schemas.openxmlformats.org/drawingml/2006/main">
+              <a:graphicData uri="http://schemas.openxmlformats.org/drawingml/2006/picture">
+                <pic:pic xmlns:pic="http://schemas.openxmlformats.org/drawingml/2006/picture">
+                  <pic:nvPicPr>
+                    <pic:cNvPr id="1" name=""/>
+                    <pic:cNvPicPr/>
+                  </pic:nvPicPr>
+                  <pic:blipFill>
+                    <a:blip r:embed="rId13"/>
+                    <a:stretch>
+                      <a:fillRect/>
+                    </a:stretch>
+                  </pic:blipFill>
+                  <pic:spPr>
+                    <a:xfrm>
+                      <a:off x="0" y="0"/>
+                      <a:ext cx="5239481" cy="6925642"/>
+                    </a:xfrm>
+                    <a:prstGeom prst="rect">
+                      <a:avLst/>
+                    </a:prstGeom>
+                  </pic:spPr>
+                </pic:pic>
+              </a:graphicData>
+            </a:graphic>
+          </wp:inline>
+        </w:drawing>
+      </w:r>
+    </w:p>
+    <w:p>
+      <w:pPr>
+        <w:ind w:firstLine="851"/>
+        <w:jc w:val="center"/>
+        <w:rPr>
+          <w:b/>
+          <w:bCs/>
+        </w:rPr>
+      </w:pPr>
+      <w:bookmarkStart w:id="0" w:name="_GoBack"/>
+      <w:bookmarkEnd w:id="0"/>
     </w:p>
     <w:p>
       <w:pPr>
         <w:ind w:firstLine="851"/>
         <w:jc w:val="both"/>
-      </w:pPr>
-      <w:r>
-        <w:t>П</w:t>
-      </w:r>
-      <w:r>
-        <w:t>росмотр директорий и свойств файлов. Команда DIR</w:t>
+        <w:rPr>
+          <w:b/>
+          <w:bCs/>
+        </w:rPr>
+      </w:pPr>
+      <w:r>
+        <w:rPr>
+          <w:b/>
+          <w:bCs/>
+        </w:rPr>
+        <w:t>Просмотр директорий и свойств файлов. Команда DIR</w:t>
       </w:r>
     </w:p>
     <w:p>
       <w:pPr>
         <w:ind w:firstLine="851"/>
         <w:jc w:val="both"/>
-      </w:pPr>
-      <w:r>
+        <w:rPr>
+          <w:b/>
+          <w:bCs/>
+        </w:rPr>
+      </w:pPr>
+      <w:r>
+        <w:rPr>
+          <w:b/>
+          <w:bCs/>
+        </w:rPr>
         <w:t>Создание директорий</w:t>
       </w:r>
     </w:p>
@@ -958,8 +1464,16 @@
       <w:pPr>
         <w:ind w:firstLine="851"/>
         <w:jc w:val="both"/>
-      </w:pPr>
-      <w:r>
+        <w:rPr>
+          <w:b/>
+          <w:bCs/>
+        </w:rPr>
+      </w:pPr>
+      <w:r>
+        <w:rPr>
+          <w:b/>
+          <w:bCs/>
+        </w:rPr>
         <w:t>Копирование и просмотр файлов</w:t>
       </w:r>
     </w:p>
@@ -967,8 +1481,16 @@
       <w:pPr>
         <w:ind w:firstLine="851"/>
         <w:jc w:val="both"/>
-      </w:pPr>
-      <w:r>
+        <w:rPr>
+          <w:b/>
+          <w:bCs/>
+        </w:rPr>
+      </w:pPr>
+      <w:r>
+        <w:rPr>
+          <w:b/>
+          <w:bCs/>
+        </w:rPr>
         <w:t>Перенаправление ввода–вывода</w:t>
       </w:r>
     </w:p>
@@ -976,8 +1498,16 @@
       <w:pPr>
         <w:ind w:firstLine="851"/>
         <w:jc w:val="both"/>
-      </w:pPr>
-      <w:r>
+        <w:rPr>
+          <w:b/>
+          <w:bCs/>
+        </w:rPr>
+      </w:pPr>
+      <w:r>
+        <w:rPr>
+          <w:b/>
+          <w:bCs/>
+        </w:rPr>
         <w:t>Условное выполнение команд в строке</w:t>
       </w:r>
     </w:p>
@@ -985,8 +1515,16 @@
       <w:pPr>
         <w:ind w:firstLine="851"/>
         <w:jc w:val="both"/>
-      </w:pPr>
-      <w:r>
+        <w:rPr>
+          <w:b/>
+          <w:bCs/>
+        </w:rPr>
+      </w:pPr>
+      <w:r>
+        <w:rPr>
+          <w:b/>
+          <w:bCs/>
+        </w:rPr>
         <w:t>Использование значений переменных среды</w:t>
       </w:r>
     </w:p>
@@ -1121,16 +1659,8 @@
         <w:t xml:space="preserve"> </w:t>
       </w:r>
       <w:r>
-        <w:t>организацию интерфейса пользователя в режиме консоли Windows, научи</w:t>
-      </w:r>
-      <w:r>
-        <w:t>лся</w:t>
-      </w:r>
-      <w:r>
-        <w:t xml:space="preserve"> применять команды пользовательского интерфейса на практике.</w:t>
-      </w:r>
-      <w:bookmarkStart w:id="0" w:name="_GoBack"/>
-      <w:bookmarkEnd w:id="0"/>
+        <w:t>организацию интерфейса пользователя в режиме консоли Windows, научился применять команды пользовательского интерфейса на практике.</w:t>
+      </w:r>
     </w:p>
     <w:sectPr>
       <w:pgSz w:w="11906" w:h="16838"/>
